--- a/word-templates/modele-rapport-eclate-par-categorie-annote.docx
+++ b/word-templates/modele-rapport-eclate-par-categorie-annote.docx
@@ -487,13 +487,23 @@
 <w:styles xmlns:mc="http://schemas.openxmlformats.org/markup-compatibility/2006" xmlns:r="http://schemas.openxmlformats.org/officeDocument/2006/relationships" xmlns:w="http://schemas.openxmlformats.org/wordprocessingml/2006/main" xmlns:w14="http://schemas.microsoft.com/office/word/2010/wordml" xmlns:w15="http://schemas.microsoft.com/office/word/2012/wordml" mc:Ignorable="w14 w15">
   <w:docDefaults>
     <w:rPrDefault/>
-    <w:pPrDefault/>
+    <w:pPrDefault>
+      <w:pPr>
+        <w:widowControl/>
+        <w:spacing w:after="140"/>
+      </w:pPr>
+    </w:pPrDefault>
   </w:docDefaults>
   <w:style w:type="paragraph" w:styleId="Title">
     <w:name w:val="Title"/>
     <w:basedOn w:val="Normal"/>
     <w:next w:val="Normal"/>
     <w:qFormat/>
+    <w:pPr>
+      <w:keepNext/>
+      <w:keepLines/>
+      <w:spacing w:after="220" w:before="120"/>
+    </w:pPr>
     <w:rPr>
       <w:sz w:val="56"/>
       <w:szCs w:val="56"/>
@@ -504,6 +514,11 @@
     <w:basedOn w:val="Normal"/>
     <w:next w:val="Normal"/>
     <w:qFormat/>
+    <w:pPr>
+      <w:keepNext/>
+      <w:keepLines/>
+      <w:spacing w:after="160" w:before="340"/>
+    </w:pPr>
     <w:rPr>
       <w:color w:val="2E74B5"/>
       <w:sz w:val="32"/>
@@ -515,6 +530,11 @@
     <w:basedOn w:val="Normal"/>
     <w:next w:val="Normal"/>
     <w:qFormat/>
+    <w:pPr>
+      <w:keepNext/>
+      <w:keepLines/>
+      <w:spacing w:after="120" w:before="260"/>
+    </w:pPr>
     <w:rPr>
       <w:color w:val="2E74B5"/>
       <w:sz w:val="26"/>
